--- a/example_articles/states/Nebraska/5.states_Nebraska_Other_publisher.docx
+++ b/example_articles/states/Nebraska/5.states_Nebraska_Other_publisher.docx
@@ -27,17 +27,17 @@
     </w:p>
     <w:p>
       <w:r>
-        <w:t>Source File: Other publishers/Files (500) (24).DOCX</w:t>
+        <w:t>Source file: Other publishers/Files (500) (24).DOCX</w:t>
       </w:r>
     </w:p>
     <w:p>
       <w:r>
-        <w:t>Raw locations result: ['Nebraska', 'Mexico', 'Northeastern (state unspecified)', 'Southern (state unspecified)', 'United States']</w:t>
+        <w:t>Raw locations result, 'locations': ['Nebraska', 'Mexico', 'Northeastern (state unspecified)', 'Southern (state unspecified)', 'United States']</w:t>
       </w:r>
     </w:p>
     <w:p>
       <w:r>
-        <w:t>states_stand_flat (Standardized): Nebraska</w:t>
+        <w:t>Standardized locations result, 'states_stand_flat': Nebraska</w:t>
       </w:r>
     </w:p>
     <w:p>

--- a/example_articles/states/Nebraska/5.states_Nebraska_Other_publisher.docx
+++ b/example_articles/states/Nebraska/5.states_Nebraska_Other_publisher.docx
@@ -7,7 +7,7 @@
         <w:pStyle w:val="Heading1"/>
       </w:pPr>
       <w:r>
-        <w:t>N.J. rethinking school funds; Corzine plans a formula to help needy children beyond the 31 mainly urban Abbott districts.</w:t>
+        <w:t>Presidents try to keep promises - Really! but they often fail; Political scientists say cynical view of double-talking candidates is unfair and they intend to fulfill vows in office</w:t>
       </w:r>
     </w:p>
     <w:p>
@@ -17,22 +17,22 @@
     </w:p>
     <w:p>
       <w:r>
-        <w:t>Date: 2007-12-01</w:t>
+        <w:t>Date: 2016-07-07</w:t>
       </w:r>
     </w:p>
     <w:p>
       <w:r>
-        <w:t>Section: PHILADELPHIA; Inq South Jersey; Pg. B03</w:t>
+        <w:t>Section: NEWS; Pg. 8A</w:t>
       </w:r>
     </w:p>
     <w:p>
       <w:r>
-        <w:t>Source file: Other publishers/Files (500) (24).DOCX</w:t>
+        <w:t>Source file: Other publishers/Files (500) (17).DOCX</w:t>
       </w:r>
     </w:p>
     <w:p>
       <w:r>
-        <w:t>Raw locations result, 'locations': ['Nebraska', 'Mexico', 'Northeastern (state unspecified)', 'Southern (state unspecified)', 'United States']</w:t>
+        <w:t>Raw locations result, 'locations': ['Nebraska']</w:t>
       </w:r>
     </w:p>
     <w:p>
@@ -49,73 +49,113 @@
     </w:p>
     <w:p>
       <w:r>
-        <w:t xml:space="preserve">TRENTON - The Corzine administration, laying out a bold plan that will need court approval, said yesterday that it would seek an overhaul of New Jersey's education-spending formula that would largely end the separate status for 31 mainly urban schools. </w:t>
+        <w:t>John Grothusen, a Donald Trump supporter, is frustrated. Some people -- his neighbors, his sister -- are put off by some of the candidate's promises, such as mass deportation of illegal immigrants and a temporary ban on Muslim immigration.</w:t>
         <w:br/>
-        <w:t xml:space="preserve">As a result of a 1990 decision by the state Supreme Court, funding for the Camden schools and 30 other hard-pressed districts is set up to ensure that they spend as much per student as the richest tier of suburban schools. </w:t>
+        <w:t>"Why can't people overlook the hyperbole?'' asks Grothusen, a member of the Dodge County, Neb., Republican Committee.</w:t>
         <w:br/>
-        <w:t xml:space="preserve">Gov. Corzine's education commissioner, Lucille E. Davy, said yesterday that this was fundamentally unfair. She said it meant that a low-income child outside those 31 district would arbitrarily get less financial help. </w:t>
+        <w:t>For instance, he says the border wall Trump promises to build (and force Mexico to finance) is just a concept: "Does Trump have a specific wall plan in mind? I doubt it.'' And Trump has of late refocused his proposed immigration ban from Muslims in general to people from nations or regions with a history of terrorism.</w:t>
         <w:br/>
-        <w:t xml:space="preserve">Davy told reporters that the new funding plan - expected to be put to a legislative vote in the next few weeks - would hinge on a formula that takes into account the poverty of students within every district, regardless of where they live.  </w:t>
+        <w:t>It all feeds the perception that many presidential campaign promises are made to be ignored, fudged or just plain broken, either because the candidate can't keep them or doesn't want to.</w:t>
         <w:br/>
-        <w:t xml:space="preserve">In interviews, Corzine has said the current formula "leaves too many children out of luck because they live in the wrong zip code." </w:t>
+        <w:t>"The average voter chalks it up to the cynical view that politicians always mislead you," says John McGlennon, an elected James City County, Va., supervisor who teaches government at William &amp; Mary.</w:t>
         <w:br/>
-        <w:t xml:space="preserve">Davy said the administration would ask the state Supreme Court to approve the changes, modifying its ruling in the Abbott case. That opinion, named after Raymond Abbott, a dropout from Camden public schools, is considered one of the most liberal school-funding rulings issued by a court.  </w:t>
+        <w:t>The problem with this conventional wisdom, he says, is it's not true.</w:t>
         <w:br/>
-        <w:t xml:space="preserve">Davy said the state wanted to get away from a "bifurcated" system, under which there is one funding method for the 31 Abbott districts and another for the 585 other public school systems in the state. </w:t>
+        <w:t>Political scientists who've studied the topic say candidates usually at least try to keep their promises, and those who don't pay the price.</w:t>
         <w:br/>
-        <w:t xml:space="preserve">In providing the first detailed glimpse into the new formula, top Corzine aides also said the governor would ask the Legislature to boost state spending on education by about $450 million.  </w:t>
+        <w:t>Take the first President Bush. Speaking at the Republican convention in 1988, he proclaimed, "Read my lips: No new taxes!'' Yet once in office, he signed a bill that increased taxes -- and he was defeated for re-election in 1992.</w:t>
         <w:br/>
-        <w:t xml:space="preserve">The state is providing local schools with about $11 billion in this school year. Local taxpayers provide $20 billion more. </w:t>
+        <w:t>Grothusen has a point. Many a promise is jettisoned once the election is won.</w:t>
         <w:br/>
-        <w:t xml:space="preserve">If approved by the Legislature, the increase would mark the second consecutive year that the state boosted its education spending significantly.  </w:t>
+        <w:t>Lyndon Johnson campaigned against Barry Goldwater in 1964 as the peace candidate, only to entangle the nation in Vietnam. Ronald Reagan promised in 1980 to support a constitutional amendment to allow school prayer; it never went anywhere.</w:t>
         <w:br/>
-        <w:t xml:space="preserve">According to the most recent national survey, New Jersey's spending per student is the highest in the nation. On average, its districts used local and state funds to spend $14,100 per youngster, against a national figure of $8,700, the survey found.  </w:t>
+        <w:t>Despite years of promises, the U.S. Embassy in Israel is still in Tel Aviv, not Jerusalem. The nation lacks the oft-promised "comprehensive energy policy," and despite many GOP vows to kill it, there is still a Department of Energy.</w:t>
         <w:br/>
-        <w:t xml:space="preserve">In briefing reporters, Corzine's aides said the new funding mechanism would steer more money to districts such as Pennsauken in Camden County and Paulsboro in Gloucester County - working-class areas that nonetheless are not Abbott systems. </w:t>
+        <w:t>This year's presidential race has featured a bumper crop of promises, not all by Trump. (See Bernie Sanders' "political revolution"; Hillary Clinton's vow to expand Obamacare; and Ted Cruz's promise to abolish the IRS.)</w:t>
         <w:br/>
-        <w:t xml:space="preserve">That said, one senior aide added, "No district will get less money. All districts will get at least what they get now, if not more." </w:t>
+        <w:t>Some voters have worried that such promises will be ignored; others, that they'll be kept.</w:t>
         <w:br/>
-        <w:t xml:space="preserve">However, the administration has yet to release what most lawmakers and educators want above all: a specific district-by-district breakdown of what each community would get under the new formula. </w:t>
+        <w:t>Excuses and explanations</w:t>
         <w:br/>
-        <w:t xml:space="preserve">Davy said her staff had not finished that calculation. She said those figures would likely be made public within a week or 10 days. </w:t>
+        <w:t>Why do candidates not keep promises once in the White House, given the potential political risks involved? Here are some reasons:</w:t>
         <w:br/>
-        <w:t xml:space="preserve">In another major proposal, New Jersey would begin paying for preschool for all 3- and 4-year-olds from low-income families, regardless of where they live. This would expand a program now available only in the 31 Abbott districts. </w:t>
+        <w:t>The president wants to keep a promise, but conditions change or new information arises.</w:t>
         <w:br/>
-        <w:t xml:space="preserve">Of the $11 billion in state education aid, about half goes to the 31 Abbott schools, though they educate about a quarter of the state's public school students. </w:t>
+        <w:t>That's the implied disclaimer that comes with every campaign promise, including those made in 1932 by a political genius.</w:t>
         <w:br/>
-        <w:t xml:space="preserve">Davy said yesterday that the Abbott group had been selected in part from a list of distressed cities developed in the 1970s. After decades of demographic change, including record figures for immigration into New Jersey, she said that to "freeze a group like that" and target it for special aid no longer made sense. </w:t>
+        <w:t>In that presidential campaign, Franklin D. Roosevelt attacked Herbert Hoover for excessive spending -- even though economists now agree that more government spending was needed to pull the nation out of the Depression. FDR himself adopted that tactic after he was elected.</w:t>
         <w:br/>
-        <w:t xml:space="preserve">The Democrats, who control both chambers, say they plan to put the proposal from fellow Democrat Corzine up for a vote before the end of the lame-duck session in early January. </w:t>
+        <w:t>In 1940, Roosevelt promised voters American boys would not be "sent into any foreign wars" -- a vow he knew to be highly provisional and that was voided by the attack on Pearl Harbor.</w:t>
         <w:br/>
-        <w:t xml:space="preserve">Some Republicans said they worried that the overhaul would be too hastily pushed through in the waning days. </w:t>
+        <w:t>Bush, similarly, found after taking office in 1989 that government revenue was lower than expected, and he had to go along with an upper-income tax increase demanded by Democrats. Many economists say that tax increase, so costly to Bush in '92, laid the foundation for prosperity under his successor, Bill Clinton.</w:t>
         <w:br/>
-        <w:t xml:space="preserve">Assemblyman Joseph Malone, a Republican whose district includes Burlington, Ocean, Mercer and Monmouth Counties, said in a statement that the formula needed "to address the needs of suburban districts that have been shortchanged." </w:t>
+        <w:t>President Obama's critics argue that his eagerness to honor a campaign promise to get out of Iraq created a power vacuum that led to the rise of the Islamic State.</w:t>
         <w:br/>
-        <w:t xml:space="preserve">Yesterday, Davy briefed reporters and key players in the educational community. Among those who turned out for the sessions here were leaders from teachers' unions, school boards, the PTA, charter schools, vocational-education backers and advocates for special-education. </w:t>
+        <w:t>"Campaign promises are meant to be broken," says Patrick Maney, a Boston College political historian, "and in many cases, should be."</w:t>
         <w:br/>
-        <w:t xml:space="preserve">"It went well," Davy said of the briefing.  </w:t>
+        <w:t>The president tries to keep a promise but can't because of opposition.</w:t>
         <w:br/>
-        <w:t xml:space="preserve">Reached for her reaction to the Corzine proposal, Sara Davis, school board president for the Camden district, said she was not yet familiar with Corzine's proposal, but that she believed it was crucial that Camden stay even with affluent districts. </w:t>
+        <w:t>Although candidates typically promise a result (such as a balanced budget), they're usually implying an effort, because the president isn't a dictator.</w:t>
         <w:br/>
-        <w:t xml:space="preserve">A blunter reaction came from Irene Sterling, a member of the Paterson Education Fund, a nonprofit group that helps the Paterson system, another Abbott district. </w:t>
+        <w:t>"That's the reality of politics," says Meg Jacobs, author of Panic at the Pump, a study of '70s energy politics. "You can have an ambitious agenda, but you have to take it to the Hill.''</w:t>
         <w:br/>
-        <w:t xml:space="preserve">She called Corzine's plan "a shell game." </w:t>
+        <w:t>In 1976, presidential candidate Jimmy Carter wooed Texas voters and donors by promising to deregulate the oil and gas industry; in office, he was blocked by liberals in his own party.</w:t>
         <w:br/>
-        <w:t xml:space="preserve">"Despite what looks like an overall increase in school spending, the school funding proposal could have an especially harsh impact on the children who are most at risk and most vulnerable," Sterling said. </w:t>
+        <w:t>The president pays lip service to a promise but can't or won't expend the political capital.</w:t>
         <w:br/>
-        <w:t xml:space="preserve">However, Frank Scambia, superintendent of the Paulsboro district, said an increase in state aid "would be fantastic." </w:t>
+        <w:t>How hard does a president really try to honor a promise? In 1981, Reagan became the first to propose a constitutional amendment on school prayer, but he never made its passage a top priority.</w:t>
         <w:br/>
-        <w:t xml:space="preserve">"We're really frugal with our dollars, but we're a needy population," Scambia said.  </w:t>
+        <w:t>On the other hand, Bill and Hillary Clinton in 1993 put everything they had into their promised revamping health care -- and failed.</w:t>
         <w:br/>
-        <w:t xml:space="preserve">In Cherry Hill, a relatively affluent district, school administrators worry that a new formula would still leave them with too little help. </w:t>
+        <w:t>The president never intended to keep a promise.</w:t>
         <w:br/>
-        <w:t xml:space="preserve">"The issue for Cherry Hill is, we've become less affluent and more diverse. And if the new formula doesn't address issues for a district that has changed as we have, that'll be very disappointing," said Susan Bastnagel, a spokeswoman for the district. </w:t>
+        <w:t>Richard Nixon, campaigning in 1968, claimed he had a "secret plan" to end the Vietnam War. Most historians say he did not, and in any case, U.S. combat forces were not withdrawn for five more years.</w:t>
         <w:br/>
-        <w:t xml:space="preserve">In the state's official ranking, Cherry Hill was dropped down a tier in 2004 as its wealth diminished, "and we haven't seen any change in funding based on that," Bastnagel said. </w:t>
+        <w:t>Similarly, Sen. John F. Kennedy promised in 1960 that if elected, he'd close a "missile gap" with the Soviet Union that he knew did not exist.</w:t>
         <w:br/>
-        <w:t xml:space="preserve">Contact staff writer Craig R. McCoy at 609-779-9016 or cmccoy@phillynews.com. </w:t>
+        <w:t>The president regards a promise merely as a negotiating gambit.</w:t>
         <w:br/>
-        <w:t>Inquirer staff writers Paul Nussbaum and Dwight Ott contributed to this article.</w:t>
+        <w:t>The author of The Art of the Deal is breaking ground here, having downgraded his signature Muslim entry ban to a "suggestion" -- until the Orlando nightclub shooting, when he re-emphasized the need for it before seeming to walk it back again in recent days.</w:t>
+        <w:br/>
+        <w:t>Trump once told Fox News' Bill O'Reilly that voters want "unpredictability,'' which may extend to how -- or if -- he'll keep a promise.</w:t>
+        <w:br/>
+        <w:t>That said, it can be hard to decide whether a promise was kept.</w:t>
+        <w:br/>
+        <w:t>Politifact, an online arbiter of accuracy, has five gradations: kept, compromised, broken, stalled and "in the works."</w:t>
+        <w:br/>
+        <w:t>"Promises are often absolute, whereas democratic politics is about compromises," says John Baick, a historian who teaches at Western New England University in Springfield, Mass.</w:t>
+        <w:br/>
+        <w:t>On some level, voters (such as John Grothusen) understand this and discount campaign promises accordingly.</w:t>
+        <w:br/>
+        <w:t>"Promises don't drive elections," Maney says. "It's the candidate's vision of the direction for the country that voters look for."</w:t>
+        <w:br/>
+        <w:t>He says it's not so much Trump's specific promises that attract supporters but the message he sends by making them: He'll be tough on immigration and terrorism.</w:t>
+        <w:br/>
+        <w:t>This helps explain why most broken promises aren't as costly as Bush's tax pledge.</w:t>
+        <w:br/>
+        <w:t>President Obama, for instance, has paid little political price for never making good on his 2008 campaign pledges to close the Guantanamo Bay detention camp or call the Turkish slaughter of Armenians during World War I genocide. (Overall, Politifact says Obama has kept 45% of his campaign promises and broken 22%, the rest falling somewhere in between.)</w:t>
+        <w:br/>
+        <w:t>The X factor is the importance, not the letter, of the promise; voters care more about their taxes than a prison in Cuba.</w:t>
+        <w:br/>
+        <w:t>'To the moon ...'</w:t>
+        <w:br/>
+        <w:t>Grothusen sits in his living room in Fremont, Neb., and tries to understand why some people take Trump literally.</w:t>
+        <w:br/>
+        <w:t>"His rhetoric isn't bothering anybody," he says, referring to party regulars like himself. "We take it with a grain of salt.''</w:t>
+        <w:br/>
+        <w:t>He has an analogy -- The Honeymooners, the 1950s TV sitcom starring Jackie Gleason and Audrey Meadows as Ralph and Alice Kramden, a working-class couple who argue a lot.</w:t>
+        <w:br/>
+        <w:t>He says that if you saw only one scene in which Ralph, fist cocked, bellows, "To the moon, Alice!'' you'd think he was a wife beater.</w:t>
+        <w:br/>
+        <w:t xml:space="preserve">"If you've seen a few episodes, you realize he's harmless," Grothusen says. "He loves her.'' </w:t>
+        <w:br/>
+        <w:br/>
+        <w:t>Graphic</w:t>
+        <w:br/>
+        <w:br/>
+        <w:t xml:space="preserve"> </w:t>
+        <w:br/>
+        <w:t>photo AP</w:t>
       </w:r>
     </w:p>
     <w:sectPr>

--- a/example_articles/states/Nebraska/5.states_Nebraska_Other_publisher.docx
+++ b/example_articles/states/Nebraska/5.states_Nebraska_Other_publisher.docx
@@ -7,7 +7,7 @@
         <w:pStyle w:val="Heading1"/>
       </w:pPr>
       <w:r>
-        <w:t>Presidents try to keep promises - Really! but they often fail; Political scientists say cynical view of double-talking candidates is unfair and they intend to fulfill vows in office</w:t>
+        <w:t>WHY WE LOVED JOHNNY</w:t>
       </w:r>
     </w:p>
     <w:p>
@@ -17,17 +17,17 @@
     </w:p>
     <w:p>
       <w:r>
-        <w:t>Date: 2016-07-07</w:t>
+        <w:t>Date: 2005-01-28</w:t>
       </w:r>
     </w:p>
     <w:p>
       <w:r>
-        <w:t>Section: NEWS; Pg. 8A</w:t>
+        <w:t>Section: ARTS &amp; ENTERTAINMENT,; WEEKEND FEEDBACK</w:t>
       </w:r>
     </w:p>
     <w:p>
       <w:r>
-        <w:t>Source file: Other publishers/Files (500) (17).DOCX</w:t>
+        <w:t>Source file: Other publishers/Files (500) (20).DOCX</w:t>
       </w:r>
     </w:p>
     <w:p>
@@ -49,105 +49,39 @@
     </w:p>
     <w:p>
       <w:r>
-        <w:t>John Grothusen, a Donald Trump supporter, is frustrated. Some people -- his neighbors, his sister -- are put off by some of the candidate's promises, such as mass deportation of illegal immigrants and a temporary ban on Muslim immigration.</w:t>
+        <w:t>The single biggest yuk I ever recall having was due to "The Tonight Show" with Johnny Carson.</w:t>
         <w:br/>
-        <w:t>"Why can't people overlook the hyperbole?'' asks Grothusen, a member of the Dodge County, Neb., Republican Committee.</w:t>
+        <w:t xml:space="preserve"> Though Jack Paar and Steve Allen before him were both geniuses in their own way, and today's young people could not possibly know the influence they had, there is not a single TV show on today that does not in some way at least tip its hat to the influence of Johnny and his creative team, who literally invented how people should converse and entertain in the television medium.</w:t>
         <w:br/>
-        <w:t>For instance, he says the border wall Trump promises to build (and force Mexico to finance) is just a concept: "Does Trump have a specific wall plan in mind? I doubt it.'' And Trump has of late refocused his proposed immigration ban from Muslims in general to people from nations or regions with a history of terrorism.</w:t>
+        <w:t xml:space="preserve"> Here was a guy who, though he was an established TV personality and had made a living as a musician and a magician, knew exactly how to operate from behind that desk. He could coax interesting things out of a shy novelist plugging her new book, and yet, stay out of Robin Williams' way.</w:t>
         <w:br/>
-        <w:t>It all feeds the perception that many presidential campaign promises are made to be ignored, fudged or just plain broken, either because the candidate can't keep them or doesn't want to.</w:t>
+        <w:t>And when he did his own comedic material, it failed as frequently as it succeeded, which is the reason so many of us loved him. John (everyman's name) was, in fact, one of us … a working-class stiff from Nebraska, no less, who was just trying to get through the day.</w:t>
         <w:br/>
-        <w:t>"The average voter chalks it up to the cynical view that politicians always mislead you," says John McGlennon, an elected James City County, Va., supervisor who teaches government at William &amp; Mary.</w:t>
+        <w:t xml:space="preserve"> By the time I became a real fan in the '70s during my college years, I developed a real affection for the man. In 1978, my parents took me to Los Angeles to visit an aunt who'd lived there since the '40s. We did all the touristy things, and naturally went to a "Tonight Show" taping. That night I truly understood the reasons why Carson was who he was. He was painfully shy. He spoke to no one during the commercial breaks. He did not look at or address the audience in any way. He saved all of what he felt he was "producing" for when the red light was on. So, years later, when I got that single biggest yuk I've ever felt from his show, it was, oddly, because of the cocoon around Johnny.</w:t>
         <w:br/>
-        <w:t>The problem with this conventional wisdom, he says, is it's not true.</w:t>
+        <w:t xml:space="preserve"> It was hard to make John laugh. He'd heard every joke in the world. He'd seen every performer. And he was (as we discovered at the end of his reign and during the fight for his succession) sick to his stomach for just how dirty his business had become. It is no wonder that today's talk shows don't use the Carson model anymore.</w:t>
         <w:br/>
-        <w:t>Political scientists who've studied the topic say candidates usually at least try to keep their promises, and those who don't pay the price.</w:t>
+        <w:t xml:space="preserve"> Today's performers are afraid to talk to each other in public out of fear that they might say something that will get them sued, or worse, blackballed by an unforgiving public who is insulted by proxy for another celebrity for whom they have affection. So, today we see almost exclusively talk hosts chatting with one person at a time.</w:t>
         <w:br/>
-        <w:t>Take the first President Bush. Speaking at the Republican convention in 1988, he proclaimed, "Read my lips: No new taxes!'' Yet once in office, he signed a bill that increased taxes -- and he was defeated for re-election in 1992.</w:t>
+        <w:t xml:space="preserve"> Thus, the set-up. Into this ambience walks the marvelous Rita Moreno. She and Carson were old buddies from the days the show was shot in New York. Rita hits the chair and the first thing out of her mouth is, "John, I've had a great honor bestowed upon me. I was named Puerto Rican Woman of the Year."</w:t>
         <w:br/>
-        <w:t>Grothusen has a point. Many a promise is jettisoned once the election is won.</w:t>
+        <w:t xml:space="preserve"> Carson bought it. "Wow!" he said, "What did they do? Did they give you a plaque? Did they throw you a banquet?"</w:t>
         <w:br/>
-        <w:t>Lyndon Johnson campaigned against Barry Goldwater in 1964 as the peace candidate, only to entangle the nation in Vietnam. Ronald Reagan promised in 1980 to support a constitutional amendment to allow school prayer; it never went anywhere.</w:t>
+        <w:t xml:space="preserve"> You could picture the production people holding their breath, afraid Moreno would say something that might offend Hispanics, and they weren't sure if she was joking.</w:t>
         <w:br/>
-        <w:t>Despite years of promises, the U.S. Embassy in Israel is still in Tel Aviv, not Jerusalem. The nation lacks the oft-promised "comprehensive energy policy," and despite many GOP vows to kill it, there is still a Department of Energy.</w:t>
+        <w:t xml:space="preserve"> "No," Rita said, "they had to save money, so they just spray painted my name on the side of a building."</w:t>
         <w:br/>
-        <w:t>This year's presidential race has featured a bumper crop of promises, not all by Trump. (See Bernie Sanders' "political revolution"; Hillary Clinton's vow to expand Obamacare; and Ted Cruz's promise to abolish the IRS.)</w:t>
+        <w:t xml:space="preserve"> She got him. And while I was lying on the floor, convulsed with laughter, I noticed that Carson was out of the chair on the floor, too. His friend had scored. Big. And he loved it.</w:t>
         <w:br/>
-        <w:t>Some voters have worried that such promises will be ignored; others, that they'll be kept.</w:t>
+        <w:t xml:space="preserve"> And that's why we loved him.</w:t>
         <w:br/>
-        <w:t>Excuses and explanations</w:t>
+        <w:t xml:space="preserve"> Jeff Grunden, Sturgeon</w:t>
         <w:br/>
-        <w:t>Why do candidates not keep promises once in the White House, given the potential political risks involved? Here are some reasons:</w:t>
         <w:br/>
-        <w:t>The president wants to keep a promise, but conditions change or new information arises.</w:t>
+        <w:t>Notes</w:t>
         <w:br/>
-        <w:t>That's the implied disclaimer that comes with every campaign promise, including those made in 1932 by a political genius.</w:t>
         <w:br/>
-        <w:t>In that presidential campaign, Franklin D. Roosevelt attacked Herbert Hoover for excessive spending -- even though economists now agree that more government spending was needed to pull the nation out of the Depression. FDR himself adopted that tactic after he was elected.</w:t>
-        <w:br/>
-        <w:t>In 1940, Roosevelt promised voters American boys would not be "sent into any foreign wars" -- a vow he knew to be highly provisional and that was voided by the attack on Pearl Harbor.</w:t>
-        <w:br/>
-        <w:t>Bush, similarly, found after taking office in 1989 that government revenue was lower than expected, and he had to go along with an upper-income tax increase demanded by Democrats. Many economists say that tax increase, so costly to Bush in '92, laid the foundation for prosperity under his successor, Bill Clinton.</w:t>
-        <w:br/>
-        <w:t>President Obama's critics argue that his eagerness to honor a campaign promise to get out of Iraq created a power vacuum that led to the rise of the Islamic State.</w:t>
-        <w:br/>
-        <w:t>"Campaign promises are meant to be broken," says Patrick Maney, a Boston College political historian, "and in many cases, should be."</w:t>
-        <w:br/>
-        <w:t>The president tries to keep a promise but can't because of opposition.</w:t>
-        <w:br/>
-        <w:t>Although candidates typically promise a result (such as a balanced budget), they're usually implying an effort, because the president isn't a dictator.</w:t>
-        <w:br/>
-        <w:t>"That's the reality of politics," says Meg Jacobs, author of Panic at the Pump, a study of '70s energy politics. "You can have an ambitious agenda, but you have to take it to the Hill.''</w:t>
-        <w:br/>
-        <w:t>In 1976, presidential candidate Jimmy Carter wooed Texas voters and donors by promising to deregulate the oil and gas industry; in office, he was blocked by liberals in his own party.</w:t>
-        <w:br/>
-        <w:t>The president pays lip service to a promise but can't or won't expend the political capital.</w:t>
-        <w:br/>
-        <w:t>How hard does a president really try to honor a promise? In 1981, Reagan became the first to propose a constitutional amendment on school prayer, but he never made its passage a top priority.</w:t>
-        <w:br/>
-        <w:t>On the other hand, Bill and Hillary Clinton in 1993 put everything they had into their promised revamping health care -- and failed.</w:t>
-        <w:br/>
-        <w:t>The president never intended to keep a promise.</w:t>
-        <w:br/>
-        <w:t>Richard Nixon, campaigning in 1968, claimed he had a "secret plan" to end the Vietnam War. Most historians say he did not, and in any case, U.S. combat forces were not withdrawn for five more years.</w:t>
-        <w:br/>
-        <w:t>Similarly, Sen. John F. Kennedy promised in 1960 that if elected, he'd close a "missile gap" with the Soviet Union that he knew did not exist.</w:t>
-        <w:br/>
-        <w:t>The president regards a promise merely as a negotiating gambit.</w:t>
-        <w:br/>
-        <w:t>The author of The Art of the Deal is breaking ground here, having downgraded his signature Muslim entry ban to a "suggestion" -- until the Orlando nightclub shooting, when he re-emphasized the need for it before seeming to walk it back again in recent days.</w:t>
-        <w:br/>
-        <w:t>Trump once told Fox News' Bill O'Reilly that voters want "unpredictability,'' which may extend to how -- or if -- he'll keep a promise.</w:t>
-        <w:br/>
-        <w:t>That said, it can be hard to decide whether a promise was kept.</w:t>
-        <w:br/>
-        <w:t>Politifact, an online arbiter of accuracy, has five gradations: kept, compromised, broken, stalled and "in the works."</w:t>
-        <w:br/>
-        <w:t>"Promises are often absolute, whereas democratic politics is about compromises," says John Baick, a historian who teaches at Western New England University in Springfield, Mass.</w:t>
-        <w:br/>
-        <w:t>On some level, voters (such as John Grothusen) understand this and discount campaign promises accordingly.</w:t>
-        <w:br/>
-        <w:t>"Promises don't drive elections," Maney says. "It's the candidate's vision of the direction for the country that voters look for."</w:t>
-        <w:br/>
-        <w:t>He says it's not so much Trump's specific promises that attract supporters but the message he sends by making them: He'll be tough on immigration and terrorism.</w:t>
-        <w:br/>
-        <w:t>This helps explain why most broken promises aren't as costly as Bush's tax pledge.</w:t>
-        <w:br/>
-        <w:t>President Obama, for instance, has paid little political price for never making good on his 2008 campaign pledges to close the Guantanamo Bay detention camp or call the Turkish slaughter of Armenians during World War I genocide. (Overall, Politifact says Obama has kept 45% of his campaign promises and broken 22%, the rest falling somewhere in between.)</w:t>
-        <w:br/>
-        <w:t>The X factor is the importance, not the letter, of the promise; voters care more about their taxes than a prison in Cuba.</w:t>
-        <w:br/>
-        <w:t>'To the moon ...'</w:t>
-        <w:br/>
-        <w:t>Grothusen sits in his living room in Fremont, Neb., and tries to understand why some people take Trump literally.</w:t>
-        <w:br/>
-        <w:t>"His rhetoric isn't bothering anybody," he says, referring to party regulars like himself. "We take it with a grain of salt.''</w:t>
-        <w:br/>
-        <w:t>He has an analogy -- The Honeymooners, the 1950s TV sitcom starring Jackie Gleason and Audrey Meadows as Ralph and Alice Kramden, a working-class couple who argue a lot.</w:t>
-        <w:br/>
-        <w:t>He says that if you saw only one scene in which Ralph, fist cocked, bellows, "To the moon, Alice!'' you'd think he was a wife beater.</w:t>
-        <w:br/>
-        <w:t xml:space="preserve">"If you've seen a few episodes, you realize he's harmless," Grothusen says. "He loves her.'' </w:t>
+        <w:t>WEEKEND MAG</w:t>
         <w:br/>
         <w:br/>
         <w:t>Graphic</w:t>
@@ -155,7 +89,7 @@
         <w:br/>
         <w:t xml:space="preserve"> </w:t>
         <w:br/>
-        <w:t>photo AP</w:t>
+        <w:t>PHOTO: Paul Drinkwater/NBC: Johnny Carson (here as his character Floyd R. Turbo) is remembered as an everyman, sometimes caught in a guest's joke.</w:t>
       </w:r>
     </w:p>
     <w:sectPr>
